--- a/atv08/08-Leonardo_Cortes_Filho.docx
+++ b/atv08/08-Leonardo_Cortes_Filho.docx
@@ -1,6 +1,6 @@
 
 <file path=word/document.xml><?xml version="1.0" encoding="utf-8"?>
-<w:document xmlns:o="urn:schemas-microsoft-com:office:office" xmlns:r="http://schemas.openxmlformats.org/officeDocument/2006/relationships" xmlns:v="urn:schemas-microsoft-com:vml" xmlns:w="http://schemas.openxmlformats.org/wordprocessingml/2006/main" xmlns:w10="urn:schemas-microsoft-com:office:word" xmlns:wp="http://schemas.openxmlformats.org/drawingml/2006/wordprocessingDrawing" xmlns:wps="http://schemas.microsoft.com/office/word/2010/wordprocessingShape" xmlns:wpg="http://schemas.microsoft.com/office/word/2010/wordprocessingGroup" xmlns:mc="http://schemas.openxmlformats.org/markup-compatibility/2006" xmlns:wp14="http://schemas.microsoft.com/office/word/2010/wordprocessingDrawing" xmlns:w14="http://schemas.microsoft.com/office/word/2010/wordml" xmlns:w15="http://schemas.microsoft.com/office/word/2012/wordml" mc:Ignorable="w14 wp14 w15">
+<w:document xmlns:o="urn:schemas-microsoft-com:office:office" xmlns:r="http://schemas.openxmlformats.org/officeDocument/2006/relationships" xmlns:v="urn:schemas-microsoft-com:vml" xmlns:w="http://schemas.openxmlformats.org/wordprocessingml/2006/main" xmlns:w10="urn:schemas-microsoft-com:office:word" xmlns:wp="http://schemas.openxmlformats.org/drawingml/2006/wordprocessingDrawing" xmlns:pic="http://schemas.openxmlformats.org/drawingml/2006/picture" xmlns:wps="http://schemas.microsoft.com/office/word/2010/wordprocessingShape" xmlns:wpg="http://schemas.microsoft.com/office/word/2010/wordprocessingGroup" xmlns:mc="http://schemas.openxmlformats.org/markup-compatibility/2006" xmlns:wp14="http://schemas.microsoft.com/office/word/2010/wordprocessingDrawing" xmlns:w14="http://schemas.microsoft.com/office/word/2010/wordml" xmlns:w15="http://schemas.microsoft.com/office/word/2012/wordml" mc:Ignorable="w14 wp14 w15">
   <w:body>
     <w:p>
       <w:pPr>
@@ -73,6 +73,239 @@
     </w:p>
     <w:p>
       <w:pPr>
+        <w:pStyle w:val="fastcamp"/>
+        <w:rPr>
+          <w:rFonts w:ascii="Arial" w:hAnsi="Arial" w:cs="Arial"/>
+        </w:rPr>
+      </w:pPr>
+      <w:r>
+        <w:rPr>
+          <w:rFonts w:cs="Arial" w:ascii="Arial" w:hAnsi="Arial"/>
+        </w:rPr>
+        <w:t>Nesses tutoriais foi demonstrado como utilizar diversos agentes em um mesmo sistema. O maior potencial dessa estratégia, ignorando custos financeiros/computacionais, é o uso da especialização dos modelos de IA, ex. Claude é uma IA mais focada em código, enquanto ChatGPT é uma IA mais generalista, por isso um sistema com ambos pode utilizar do GPT como interface com usuário enquanto usa do Claude para a criação em si do código.</w:t>
+      </w:r>
+    </w:p>
+    <w:p>
+      <w:pPr>
+        <w:pStyle w:val="fastcamp"/>
+        <w:rPr>
+          <w:rFonts w:ascii="Arial" w:hAnsi="Arial" w:cs="Arial"/>
+        </w:rPr>
+      </w:pPr>
+      <w:r>
+        <w:rPr>
+          <w:rFonts w:cs="Arial" w:ascii="Arial" w:hAnsi="Arial"/>
+        </w:rPr>
+        <w:t>Além disso, foi demonstrado uma maneira simples de armazenar contexto entre as mensagens via um dict para session state, o que permite os modelos se personalizarem ao que o usuário solicita no momento, permitindo que perguntas e respostas anteriores sejam utilizadas como contexto ao responder o usuário.</w:t>
+      </w:r>
+    </w:p>
+    <w:p>
+      <w:pPr>
+        <w:pStyle w:val="fastcamp"/>
+        <w:rPr>
+          <w:rFonts w:ascii="Arial" w:hAnsi="Arial" w:cs="Arial"/>
+        </w:rPr>
+      </w:pPr>
+      <w:r>
+        <w:rPr>
+          <w:rFonts w:cs="Arial" w:ascii="Arial" w:hAnsi="Arial"/>
+        </w:rPr>
+        <w:t>Modelo mais simples do sistema:</w:t>
+      </w:r>
+    </w:p>
+    <w:p>
+      <w:pPr>
+        <w:pStyle w:val="fastcamp"/>
+        <w:rPr>
+          <w:rFonts w:ascii="Arial" w:hAnsi="Arial" w:cs="Arial"/>
+        </w:rPr>
+      </w:pPr>
+      <w:r>
+        <w:rPr>
+          <w:rFonts w:cs="Arial" w:ascii="Arial" w:hAnsi="Arial"/>
+        </w:rPr>
+        <w:drawing>
+          <wp:anchor distT="0" distB="0" distL="0" distR="0" simplePos="0" relativeHeight="2" behindDoc="0" locked="0" layoutInCell="0" allowOverlap="1">
+            <wp:simplePos x="0" y="0"/>
+            <wp:positionH relativeFrom="column">
+              <wp:align>center</wp:align>
+            </wp:positionH>
+            <wp:positionV relativeFrom="paragraph">
+              <wp:posOffset>635</wp:posOffset>
+            </wp:positionV>
+            <wp:extent cx="4914900" cy="2019300"/>
+            <wp:effectExtent l="0" t="0" r="0" b="0"/>
+            <wp:wrapTopAndBottom/>
+            <wp:docPr id="1" name="Image1"/>
+            <wp:cNvGraphicFramePr>
+              <a:graphicFrameLocks xmlns:a="http://schemas.openxmlformats.org/drawingml/2006/main" noChangeAspect="1"/>
+            </wp:cNvGraphicFramePr>
+            <a:graphic xmlns:a="http://schemas.openxmlformats.org/drawingml/2006/main">
+              <a:graphicData uri="http://schemas.openxmlformats.org/drawingml/2006/picture">
+                <pic:pic xmlns:pic="http://schemas.openxmlformats.org/drawingml/2006/picture">
+                  <pic:nvPicPr>
+                    <pic:cNvPr id="1" name="Image1"/>
+                    <pic:cNvPicPr>
+                      <a:picLocks noChangeAspect="1" noChangeArrowheads="1"/>
+                    </pic:cNvPicPr>
+                  </pic:nvPicPr>
+                  <pic:blipFill>
+                    <a:blip r:embed="rId2"/>
+                    <a:stretch>
+                      <a:fillRect/>
+                    </a:stretch>
+                  </pic:blipFill>
+                  <pic:spPr bwMode="auto">
+                    <a:xfrm>
+                      <a:off x="0" y="0"/>
+                      <a:ext cx="4914900" cy="2019300"/>
+                    </a:xfrm>
+                    <a:prstGeom prst="rect">
+                      <a:avLst/>
+                    </a:prstGeom>
+                    <a:noFill/>
+                  </pic:spPr>
+                </pic:pic>
+              </a:graphicData>
+            </a:graphic>
+          </wp:anchor>
+        </w:drawing>
+      </w:r>
+    </w:p>
+    <w:p>
+      <w:pPr>
+        <w:pStyle w:val="fastcamp"/>
+        <w:rPr/>
+      </w:pPr>
+      <w:r>
+        <w:rPr>
+          <w:rFonts w:cs="Arial" w:ascii="Arial" w:hAnsi="Arial"/>
+        </w:rPr>
+        <w:t>Por fim</w:t>
+      </w:r>
+      <w:r>
+        <w:rPr>
+          <w:rFonts w:cs="Arial" w:ascii="Arial" w:hAnsi="Arial"/>
+        </w:rPr>
+        <w:t xml:space="preserve">, a implementação de </w:t>
+      </w:r>
+      <w:r>
+        <w:rPr/>
+        <w:t>guardrails</w:t>
+      </w:r>
+      <w:r>
+        <w:rPr>
+          <w:rFonts w:cs="Arial" w:ascii="Arial" w:hAnsi="Arial"/>
+        </w:rPr>
+        <w:t xml:space="preserve"> garante um funcionamento mais eficiente e seguro, visto que podemos ignorar prompts impróprios antes de chegar no modelo de IA, garantindo um funcionamento mais rápido, e barato, do sistema nesses casos, enquanto a guardrail para ferramentas, no contexto prático dessa atividade não é muito útil, permite poupar recursos ao reduzir o número de calls desnecessárias.</w:t>
+      </w:r>
+    </w:p>
+    <w:p>
+      <w:pPr>
+        <w:pStyle w:val="fastcamp"/>
+        <w:rPr>
+          <w:rFonts w:ascii="Arial" w:hAnsi="Arial" w:cs="Arial"/>
+        </w:rPr>
+      </w:pPr>
+      <w:r>
+        <w:rPr>
+          <w:rFonts w:cs="Arial" w:ascii="Arial" w:hAnsi="Arial"/>
+        </w:rPr>
+        <w:t>Modelo de um sistema mais complexo:</w:t>
+      </w:r>
+    </w:p>
+    <w:p>
+      <w:pPr>
+        <w:pStyle w:val="fastcamp"/>
+        <w:rPr>
+          <w:rFonts w:ascii="Arial" w:hAnsi="Arial" w:cs="Arial"/>
+        </w:rPr>
+      </w:pPr>
+      <w:r>
+        <w:rPr>
+          <w:rFonts w:cs="Arial" w:ascii="Arial" w:hAnsi="Arial"/>
+        </w:rPr>
+        <w:drawing>
+          <wp:anchor distT="0" distB="0" distL="0" distR="0" simplePos="0" relativeHeight="3" behindDoc="0" locked="0" layoutInCell="0" allowOverlap="1">
+            <wp:simplePos x="0" y="0"/>
+            <wp:positionH relativeFrom="column">
+              <wp:align>center</wp:align>
+            </wp:positionH>
+            <wp:positionV relativeFrom="paragraph">
+              <wp:posOffset>635</wp:posOffset>
+            </wp:positionV>
+            <wp:extent cx="5400040" cy="3225165"/>
+            <wp:effectExtent l="0" t="0" r="0" b="0"/>
+            <wp:wrapTopAndBottom/>
+            <wp:docPr id="2" name="Image2"/>
+            <wp:cNvGraphicFramePr>
+              <a:graphicFrameLocks xmlns:a="http://schemas.openxmlformats.org/drawingml/2006/main" noChangeAspect="1"/>
+            </wp:cNvGraphicFramePr>
+            <a:graphic xmlns:a="http://schemas.openxmlformats.org/drawingml/2006/main">
+              <a:graphicData uri="http://schemas.openxmlformats.org/drawingml/2006/picture">
+                <pic:pic xmlns:pic="http://schemas.openxmlformats.org/drawingml/2006/picture">
+                  <pic:nvPicPr>
+                    <pic:cNvPr id="2" name="Image2"/>
+                    <pic:cNvPicPr>
+                      <a:picLocks noChangeAspect="1" noChangeArrowheads="1"/>
+                    </pic:cNvPicPr>
+                  </pic:nvPicPr>
+                  <pic:blipFill>
+                    <a:blip r:embed="rId3"/>
+                    <a:stretch>
+                      <a:fillRect/>
+                    </a:stretch>
+                  </pic:blipFill>
+                  <pic:spPr bwMode="auto">
+                    <a:xfrm>
+                      <a:off x="0" y="0"/>
+                      <a:ext cx="5400040" cy="3225165"/>
+                    </a:xfrm>
+                    <a:prstGeom prst="rect">
+                      <a:avLst/>
+                    </a:prstGeom>
+                    <a:noFill/>
+                  </pic:spPr>
+                </pic:pic>
+              </a:graphicData>
+            </a:graphic>
+          </wp:anchor>
+        </w:drawing>
+      </w:r>
+    </w:p>
+    <w:p>
+      <w:pPr>
+        <w:pStyle w:val="fastcamp"/>
+        <w:rPr>
+          <w:rFonts w:ascii="Arial" w:hAnsi="Arial" w:cs="Arial"/>
+        </w:rPr>
+      </w:pPr>
+      <w:r>
+        <w:rPr>
+          <w:rFonts w:cs="Arial" w:ascii="Arial" w:hAnsi="Arial"/>
+        </w:rPr>
+      </w:r>
+    </w:p>
+    <w:p>
+      <w:pPr>
+        <w:pStyle w:val="Normal"/>
+        <w:rPr>
+          <w:rFonts w:ascii="Arial" w:hAnsi="Arial" w:cs="Arial"/>
+          <w:b/>
+          <w:bCs/>
+        </w:rPr>
+      </w:pPr>
+      <w:r>
+        <w:rPr>
+          <w:rFonts w:cs="Arial" w:ascii="Arial" w:hAnsi="Arial"/>
+          <w:b/>
+          <w:bCs/>
+        </w:rPr>
+        <w:t>Dificuldades</w:t>
+      </w:r>
+    </w:p>
+    <w:p>
+      <w:pPr>
         <w:pStyle w:val="Normal"/>
         <w:rPr>
           <w:rFonts w:ascii="Arial" w:hAnsi="Arial" w:cs="Arial"/>
@@ -86,7 +319,7 @@
           <w:sz w:val="20"/>
           <w:szCs w:val="20"/>
         </w:rPr>
-        <w:t xml:space="preserve">&lt;Nesta seção o participante deverá descrever com suas próprias palavras os temas abordados nas tarefas do card. É importante demonstrar que houve entendimento dos temas, isto mediante evidências com imagens, gráficos e textos originais produzidos por você. Códigos também podem ser referenciados desde que estejam no github ou Notebook entregue junto com o relatório&gt; </w:t>
+        <w:t>O uso limitado de APIs, de modo que eu nem mesmo consegui usar outras além da Gemini API, mas isso é compreensível visto que eu usei apenas planos gratuitos.</w:t>
       </w:r>
     </w:p>
     <w:p>
@@ -117,7 +350,7 @@
           <w:b/>
           <w:bCs/>
         </w:rPr>
-        <w:t>Dificuldades</w:t>
+        <w:t xml:space="preserve">Conclusões </w:t>
       </w:r>
     </w:p>
     <w:p>
@@ -135,20 +368,7 @@
           <w:sz w:val="20"/>
           <w:szCs w:val="20"/>
         </w:rPr>
-        <w:t>&lt;Nesta seção o participante deverá descrever as dificuldades encontradas na tarefa e como fez para superá-las.&gt;</w:t>
-      </w:r>
-    </w:p>
-    <w:p>
-      <w:pPr>
-        <w:pStyle w:val="Normal"/>
-        <w:rPr>
-          <w:rFonts w:ascii="Arial" w:hAnsi="Arial" w:cs="Arial"/>
-        </w:rPr>
-      </w:pPr>
-      <w:r>
-        <w:rPr>
-          <w:rFonts w:cs="Arial" w:ascii="Arial" w:hAnsi="Arial"/>
-        </w:rPr>
+        <w:t>O Google ADK se apresenta como um modo fácil de implementar um sistema multiagente, facilitando o uso ótimo dos modelos de acordo com a programação feita, a implementação fácil de guardrails também garante que o gasto de recursos não será exagerado, melhorando o tempo e custo de execução. Ainda assim, visto os problemas que eu tive, soa melhor fazer o uso de self-hosting, como com o N8N, para garantir que os custos dos modelos não tornem o projeto inviável.</w:t>
       </w:r>
     </w:p>
     <w:p>
@@ -166,12 +386,30 @@
           <w:b/>
           <w:bCs/>
         </w:rPr>
-        <w:t xml:space="preserve">Conclusões </w:t>
       </w:r>
     </w:p>
     <w:p>
       <w:pPr>
         <w:pStyle w:val="Normal"/>
+        <w:rPr>
+          <w:rFonts w:ascii="Arial" w:hAnsi="Arial" w:cs="Arial"/>
+          <w:b/>
+          <w:bCs/>
+        </w:rPr>
+      </w:pPr>
+      <w:r>
+        <w:rPr>
+          <w:rFonts w:cs="Arial" w:ascii="Arial" w:hAnsi="Arial"/>
+          <w:b/>
+          <w:bCs/>
+        </w:rPr>
+        <w:t>Referencias</w:t>
+      </w:r>
+    </w:p>
+    <w:p>
+      <w:pPr>
+        <w:pStyle w:val="Normal"/>
+        <w:spacing w:before="0" w:after="160"/>
         <w:rPr>
           <w:rFonts w:ascii="Arial" w:hAnsi="Arial" w:cs="Arial"/>
           <w:sz w:val="20"/>
@@ -184,47 +422,16 @@
           <w:sz w:val="20"/>
           <w:szCs w:val="20"/>
         </w:rPr>
-        <w:t>&lt;Nesta seção o participante deverá descrever as suas conclusões sobre os temas abordados nas tarefas do card.&gt;</w:t>
+        <w:t>Do card:</w:t>
       </w:r>
     </w:p>
     <w:p>
       <w:pPr>
         <w:pStyle w:val="Normal"/>
-        <w:rPr>
-          <w:rFonts w:ascii="Arial" w:hAnsi="Arial" w:cs="Arial"/>
-          <w:b/>
-          <w:bCs/>
-        </w:rPr>
-      </w:pPr>
-      <w:r>
-        <w:rPr>
-          <w:rFonts w:cs="Arial" w:ascii="Arial" w:hAnsi="Arial"/>
-          <w:b/>
-          <w:bCs/>
-        </w:rPr>
-      </w:r>
-    </w:p>
-    <w:p>
-      <w:pPr>
-        <w:pStyle w:val="Normal"/>
-        <w:rPr>
-          <w:rFonts w:ascii="Arial" w:hAnsi="Arial" w:cs="Arial"/>
-          <w:b/>
-          <w:bCs/>
-        </w:rPr>
-      </w:pPr>
-      <w:r>
-        <w:rPr>
-          <w:rFonts w:cs="Arial" w:ascii="Arial" w:hAnsi="Arial"/>
-          <w:b/>
-          <w:bCs/>
-        </w:rPr>
-        <w:t>Referencias</w:t>
-      </w:r>
-    </w:p>
-    <w:p>
-      <w:pPr>
-        <w:pStyle w:val="Normal"/>
+        <w:numPr>
+          <w:ilvl w:val="0"/>
+          <w:numId w:val="1"/>
+        </w:numPr>
         <w:spacing w:before="0" w:after="160"/>
         <w:rPr>
           <w:rFonts w:ascii="Arial" w:hAnsi="Arial" w:cs="Arial"/>
@@ -232,14 +439,95 @@
           <w:szCs w:val="20"/>
         </w:rPr>
       </w:pPr>
-      <w:r>
-        <w:rPr>
-          <w:rFonts w:cs="Arial" w:ascii="Arial" w:hAnsi="Arial"/>
+      <w:hyperlink r:id="rId4">
+        <w:r>
+          <w:rPr>
+            <w:rStyle w:val="Hyperlink"/>
+            <w:rFonts w:cs="Arial" w:ascii="Arial" w:hAnsi="Arial"/>
+            <w:sz w:val="20"/>
+            <w:szCs w:val="20"/>
+          </w:rPr>
+          <w:t>https://www.youtube.com/watch?v=6BRyynZkvf0</w:t>
+        </w:r>
+      </w:hyperlink>
+    </w:p>
+    <w:p>
+      <w:pPr>
+        <w:pStyle w:val="Normal"/>
+        <w:numPr>
+          <w:ilvl w:val="0"/>
+          <w:numId w:val="1"/>
+        </w:numPr>
+        <w:spacing w:before="0" w:after="160"/>
+        <w:rPr>
+          <w:rFonts w:ascii="Arial" w:hAnsi="Arial" w:cs="Arial"/>
           <w:sz w:val="20"/>
           <w:szCs w:val="20"/>
         </w:rPr>
-        <w:t>&lt; Nesta seção deveram ser descritas as referências utilizadas para o desenvolvimento do relatório. Caso tenham sido utilizadas outras referências além das do card, também deveram estar descritas.&gt;</w:t>
-      </w:r>
+      </w:pPr>
+      <w:hyperlink r:id="rId5">
+        <w:r>
+          <w:rPr>
+            <w:rStyle w:val="Hyperlink"/>
+            <w:rFonts w:cs="Arial" w:ascii="Arial" w:hAnsi="Arial"/>
+            <w:sz w:val="20"/>
+            <w:szCs w:val="20"/>
+          </w:rPr>
+          <w:t>https://google.github.io/adk-docs/get-started/quickstart/</w:t>
+        </w:r>
+      </w:hyperlink>
+    </w:p>
+    <w:p>
+      <w:pPr>
+        <w:pStyle w:val="Normal"/>
+        <w:numPr>
+          <w:ilvl w:val="0"/>
+          <w:numId w:val="1"/>
+        </w:numPr>
+        <w:spacing w:before="0" w:after="160"/>
+        <w:rPr>
+          <w:rFonts w:ascii="Arial" w:hAnsi="Arial" w:cs="Arial"/>
+          <w:sz w:val="20"/>
+          <w:szCs w:val="20"/>
+        </w:rPr>
+      </w:pPr>
+      <w:hyperlink r:id="rId6">
+        <w:r>
+          <w:rPr>
+            <w:rStyle w:val="Hyperlink"/>
+            <w:rFonts w:cs="Arial" w:ascii="Arial" w:hAnsi="Arial"/>
+            <w:sz w:val="20"/>
+            <w:szCs w:val="20"/>
+          </w:rPr>
+          <w:t>https://google.github.io/adk-docs/tutorials/agent-team/</w:t>
+        </w:r>
+      </w:hyperlink>
+    </w:p>
+    <w:p>
+      <w:pPr>
+        <w:pStyle w:val="Normal"/>
+        <w:numPr>
+          <w:ilvl w:val="0"/>
+          <w:numId w:val="1"/>
+        </w:numPr>
+        <w:spacing w:before="0" w:after="160"/>
+        <w:rPr>
+          <w:rFonts w:ascii="Arial" w:hAnsi="Arial" w:cs="Arial"/>
+          <w:sz w:val="20"/>
+          <w:szCs w:val="20"/>
+        </w:rPr>
+      </w:pPr>
+      <w:hyperlink r:id="rId7">
+        <w:r>
+          <w:rPr>
+            <w:rStyle w:val="Hyperlink"/>
+            <w:rFonts w:cs="Arial" w:ascii="Arial" w:hAnsi="Arial"/>
+            <w:sz w:val="20"/>
+            <w:szCs w:val="20"/>
+          </w:rPr>
+          <w:t>https://google.github.io/adk-docs/</w:t>
+        </w:r>
+      </w:hyperlink>
     </w:p>
     <w:sectPr>
       <w:type w:val="nextPage"/>
@@ -252,6 +540,273 @@
     </w:sectPr>
   </w:body>
 </w:document>
+</file>
+
+<file path=word/numbering.xml><?xml version="1.0" encoding="utf-8"?>
+<w:numbering xmlns:w="http://schemas.openxmlformats.org/wordprocessingml/2006/main" xmlns:o="urn:schemas-microsoft-com:office:office" xmlns:r="http://schemas.openxmlformats.org/officeDocument/2006/relationships" xmlns:v="urn:schemas-microsoft-com:vml" xmlns:mc="http://schemas.openxmlformats.org/markup-compatibility/2006" xmlns:w14="http://schemas.microsoft.com/office/word/2010/wordml" mc:Ignorable="w14">
+  <w:abstractNum w:abstractNumId="1">
+    <w:lvl w:ilvl="0">
+      <w:start w:val="1"/>
+      <w:numFmt w:val="bullet"/>
+      <w:lvlText w:val=""/>
+      <w:lvlJc w:val="left"/>
+      <w:pPr>
+        <w:tabs>
+          <w:tab w:val="num" w:pos="720"/>
+        </w:tabs>
+        <w:ind w:left="720" w:hanging="360"/>
+      </w:pPr>
+      <w:rPr>
+        <w:rFonts w:ascii="Symbol" w:hAnsi="Symbol" w:cs="Symbol" w:hint="default"/>
+      </w:rPr>
+    </w:lvl>
+    <w:lvl w:ilvl="1">
+      <w:start w:val="1"/>
+      <w:numFmt w:val="bullet"/>
+      <w:lvlText w:val="◦"/>
+      <w:lvlJc w:val="left"/>
+      <w:pPr>
+        <w:tabs>
+          <w:tab w:val="num" w:pos="1080"/>
+        </w:tabs>
+        <w:ind w:left="1080" w:hanging="360"/>
+      </w:pPr>
+      <w:rPr>
+        <w:rFonts w:ascii="OpenSymbol" w:hAnsi="OpenSymbol" w:cs="OpenSymbol" w:hint="default"/>
+      </w:rPr>
+    </w:lvl>
+    <w:lvl w:ilvl="2">
+      <w:start w:val="1"/>
+      <w:numFmt w:val="bullet"/>
+      <w:lvlText w:val="▪"/>
+      <w:lvlJc w:val="left"/>
+      <w:pPr>
+        <w:tabs>
+          <w:tab w:val="num" w:pos="1440"/>
+        </w:tabs>
+        <w:ind w:left="1440" w:hanging="360"/>
+      </w:pPr>
+      <w:rPr>
+        <w:rFonts w:ascii="OpenSymbol" w:hAnsi="OpenSymbol" w:cs="OpenSymbol" w:hint="default"/>
+      </w:rPr>
+    </w:lvl>
+    <w:lvl w:ilvl="3">
+      <w:start w:val="1"/>
+      <w:numFmt w:val="bullet"/>
+      <w:lvlText w:val=""/>
+      <w:lvlJc w:val="left"/>
+      <w:pPr>
+        <w:tabs>
+          <w:tab w:val="num" w:pos="1800"/>
+        </w:tabs>
+        <w:ind w:left="1800" w:hanging="360"/>
+      </w:pPr>
+      <w:rPr>
+        <w:rFonts w:ascii="Symbol" w:hAnsi="Symbol" w:cs="Symbol" w:hint="default"/>
+      </w:rPr>
+    </w:lvl>
+    <w:lvl w:ilvl="4">
+      <w:start w:val="1"/>
+      <w:numFmt w:val="bullet"/>
+      <w:lvlText w:val="◦"/>
+      <w:lvlJc w:val="left"/>
+      <w:pPr>
+        <w:tabs>
+          <w:tab w:val="num" w:pos="2160"/>
+        </w:tabs>
+        <w:ind w:left="2160" w:hanging="360"/>
+      </w:pPr>
+      <w:rPr>
+        <w:rFonts w:ascii="OpenSymbol" w:hAnsi="OpenSymbol" w:cs="OpenSymbol" w:hint="default"/>
+      </w:rPr>
+    </w:lvl>
+    <w:lvl w:ilvl="5">
+      <w:start w:val="1"/>
+      <w:numFmt w:val="bullet"/>
+      <w:lvlText w:val="▪"/>
+      <w:lvlJc w:val="left"/>
+      <w:pPr>
+        <w:tabs>
+          <w:tab w:val="num" w:pos="2520"/>
+        </w:tabs>
+        <w:ind w:left="2520" w:hanging="360"/>
+      </w:pPr>
+      <w:rPr>
+        <w:rFonts w:ascii="OpenSymbol" w:hAnsi="OpenSymbol" w:cs="OpenSymbol" w:hint="default"/>
+      </w:rPr>
+    </w:lvl>
+    <w:lvl w:ilvl="6">
+      <w:start w:val="1"/>
+      <w:numFmt w:val="bullet"/>
+      <w:lvlText w:val=""/>
+      <w:lvlJc w:val="left"/>
+      <w:pPr>
+        <w:tabs>
+          <w:tab w:val="num" w:pos="2880"/>
+        </w:tabs>
+        <w:ind w:left="2880" w:hanging="360"/>
+      </w:pPr>
+      <w:rPr>
+        <w:rFonts w:ascii="Symbol" w:hAnsi="Symbol" w:cs="Symbol" w:hint="default"/>
+      </w:rPr>
+    </w:lvl>
+    <w:lvl w:ilvl="7">
+      <w:start w:val="1"/>
+      <w:numFmt w:val="bullet"/>
+      <w:lvlText w:val="◦"/>
+      <w:lvlJc w:val="left"/>
+      <w:pPr>
+        <w:tabs>
+          <w:tab w:val="num" w:pos="3240"/>
+        </w:tabs>
+        <w:ind w:left="3240" w:hanging="360"/>
+      </w:pPr>
+      <w:rPr>
+        <w:rFonts w:ascii="OpenSymbol" w:hAnsi="OpenSymbol" w:cs="OpenSymbol" w:hint="default"/>
+      </w:rPr>
+    </w:lvl>
+    <w:lvl w:ilvl="8">
+      <w:start w:val="1"/>
+      <w:numFmt w:val="bullet"/>
+      <w:lvlText w:val="▪"/>
+      <w:lvlJc w:val="left"/>
+      <w:pPr>
+        <w:tabs>
+          <w:tab w:val="num" w:pos="3600"/>
+        </w:tabs>
+        <w:ind w:left="3600" w:hanging="360"/>
+      </w:pPr>
+      <w:rPr>
+        <w:rFonts w:ascii="OpenSymbol" w:hAnsi="OpenSymbol" w:cs="OpenSymbol" w:hint="default"/>
+      </w:rPr>
+    </w:lvl>
+  </w:abstractNum>
+  <w:abstractNum w:abstractNumId="2">
+    <w:lvl w:ilvl="0">
+      <w:start w:val="1"/>
+      <w:numFmt w:val="none"/>
+      <w:suff w:val="nothing"/>
+      <w:lvlText w:val=""/>
+      <w:lvlJc w:val="left"/>
+      <w:pPr>
+        <w:tabs>
+          <w:tab w:val="num" w:pos="0"/>
+        </w:tabs>
+        <w:ind w:left="0" w:hanging="0"/>
+      </w:pPr>
+    </w:lvl>
+    <w:lvl w:ilvl="1">
+      <w:start w:val="1"/>
+      <w:numFmt w:val="none"/>
+      <w:suff w:val="nothing"/>
+      <w:lvlText w:val=""/>
+      <w:lvlJc w:val="left"/>
+      <w:pPr>
+        <w:tabs>
+          <w:tab w:val="num" w:pos="0"/>
+        </w:tabs>
+        <w:ind w:left="0" w:hanging="0"/>
+      </w:pPr>
+    </w:lvl>
+    <w:lvl w:ilvl="2">
+      <w:start w:val="1"/>
+      <w:numFmt w:val="none"/>
+      <w:suff w:val="nothing"/>
+      <w:lvlText w:val=""/>
+      <w:lvlJc w:val="left"/>
+      <w:pPr>
+        <w:tabs>
+          <w:tab w:val="num" w:pos="0"/>
+        </w:tabs>
+        <w:ind w:left="0" w:hanging="0"/>
+      </w:pPr>
+    </w:lvl>
+    <w:lvl w:ilvl="3">
+      <w:start w:val="1"/>
+      <w:numFmt w:val="none"/>
+      <w:suff w:val="nothing"/>
+      <w:lvlText w:val=""/>
+      <w:lvlJc w:val="left"/>
+      <w:pPr>
+        <w:tabs>
+          <w:tab w:val="num" w:pos="0"/>
+        </w:tabs>
+        <w:ind w:left="0" w:hanging="0"/>
+      </w:pPr>
+    </w:lvl>
+    <w:lvl w:ilvl="4">
+      <w:start w:val="1"/>
+      <w:numFmt w:val="none"/>
+      <w:suff w:val="nothing"/>
+      <w:lvlText w:val=""/>
+      <w:lvlJc w:val="left"/>
+      <w:pPr>
+        <w:tabs>
+          <w:tab w:val="num" w:pos="0"/>
+        </w:tabs>
+        <w:ind w:left="0" w:hanging="0"/>
+      </w:pPr>
+    </w:lvl>
+    <w:lvl w:ilvl="5">
+      <w:start w:val="1"/>
+      <w:numFmt w:val="none"/>
+      <w:suff w:val="nothing"/>
+      <w:lvlText w:val=""/>
+      <w:lvlJc w:val="left"/>
+      <w:pPr>
+        <w:tabs>
+          <w:tab w:val="num" w:pos="0"/>
+        </w:tabs>
+        <w:ind w:left="0" w:hanging="0"/>
+      </w:pPr>
+    </w:lvl>
+    <w:lvl w:ilvl="6">
+      <w:start w:val="1"/>
+      <w:numFmt w:val="none"/>
+      <w:suff w:val="nothing"/>
+      <w:lvlText w:val=""/>
+      <w:lvlJc w:val="left"/>
+      <w:pPr>
+        <w:tabs>
+          <w:tab w:val="num" w:pos="0"/>
+        </w:tabs>
+        <w:ind w:left="0" w:hanging="0"/>
+      </w:pPr>
+    </w:lvl>
+    <w:lvl w:ilvl="7">
+      <w:start w:val="1"/>
+      <w:numFmt w:val="none"/>
+      <w:suff w:val="nothing"/>
+      <w:lvlText w:val=""/>
+      <w:lvlJc w:val="left"/>
+      <w:pPr>
+        <w:tabs>
+          <w:tab w:val="num" w:pos="0"/>
+        </w:tabs>
+        <w:ind w:left="0" w:hanging="0"/>
+      </w:pPr>
+    </w:lvl>
+    <w:lvl w:ilvl="8">
+      <w:start w:val="1"/>
+      <w:numFmt w:val="none"/>
+      <w:suff w:val="nothing"/>
+      <w:lvlText w:val=""/>
+      <w:lvlJc w:val="left"/>
+      <w:pPr>
+        <w:tabs>
+          <w:tab w:val="num" w:pos="0"/>
+        </w:tabs>
+        <w:ind w:left="0" w:hanging="0"/>
+      </w:pPr>
+    </w:lvl>
+  </w:abstractNum>
+  <w:num w:numId="1">
+    <w:abstractNumId w:val="1"/>
+  </w:num>
+  <w:num w:numId="2">
+    <w:abstractNumId w:val="2"/>
+  </w:num>
+</w:numbering>
 </file>
 
 <file path=word/styles.xml><?xml version="1.0" encoding="utf-8"?>
@@ -680,6 +1235,20 @@
     <w:qFormat/>
     <w:rPr/>
   </w:style>
+  <w:style w:type="character" w:styleId="Bullets">
+    <w:name w:val="Bullets"/>
+    <w:qFormat/>
+    <w:rPr>
+      <w:rFonts w:ascii="OpenSymbol" w:hAnsi="OpenSymbol" w:eastAsia="OpenSymbol" w:cs="OpenSymbol"/>
+    </w:rPr>
+  </w:style>
+  <w:style w:type="character" w:styleId="Hyperlink">
+    <w:name w:val="Hyperlink"/>
+    <w:rPr>
+      <w:color w:val="000080"/>
+      <w:u w:val="single"/>
+    </w:rPr>
+  </w:style>
   <w:style w:type="paragraph" w:styleId="Heading">
     <w:name w:val="Heading"/>
     <w:basedOn w:val="Normal"/>
@@ -712,7 +1281,7 @@
     </w:rPr>
   </w:style>
   <w:style w:type="paragraph" w:styleId="Caption">
-    <w:name w:val="Caption"/>
+    <w:name w:val="caption"/>
     <w:basedOn w:val="Normal"/>
     <w:qFormat/>
     <w:pPr>
@@ -736,6 +1305,16 @@
     </w:pPr>
     <w:rPr>
       <w:rFonts w:cs="Noto Sans Devanagari"/>
+    </w:rPr>
+  </w:style>
+  <w:style w:type="paragraph" w:styleId="fastcamp">
+    <w:name w:val="fastcamp"/>
+    <w:basedOn w:val="Normal"/>
+    <w:qFormat/>
+    <w:pPr/>
+    <w:rPr>
+      <w:rFonts w:ascii="arial" w:hAnsi="arial"/>
+      <w:sz w:val="20"/>
     </w:rPr>
   </w:style>
   <w:style w:type="numbering" w:styleId="NoList" w:default="1">
